--- a/documents/tpp/month-01-letter.docx
+++ b/documents/tpp/month-01-letter.docx
@@ -1,8 +1,8 @@
 
 <file path=word/document.xml><?xml version="1.0" encoding="utf-8"?>
-<w:document xmlns:wpc="http://schemas.microsoft.com/office/word/2010/wordprocessingCanvas" xmlns:cx="http://schemas.microsoft.com/office/drawing/2014/chartex" xmlns:cx1="http://schemas.microsoft.com/office/drawing/2015/9/8/chartex" xmlns:cx2="http://schemas.microsoft.com/office/drawing/2015/10/21/chartex" xmlns:cx3="http://schemas.microsoft.com/office/drawing/2016/5/9/chartex" xmlns:cx4="http://schemas.microsoft.com/office/drawing/2016/5/10/chartex" xmlns:cx5="http://schemas.microsoft.com/office/drawing/2016/5/11/chartex" xmlns:cx6="http://schemas.microsoft.com/office/drawing/2016/5/12/chartex" xmlns:cx7="http://schemas.microsoft.com/office/drawing/2016/5/13/chartex" xmlns:cx8="http://schemas.microsoft.com/office/drawing/2016/5/14/chartex" xmlns:mc="http://schemas.openxmlformats.org/markup-compatibility/2006" xmlns:aink="http://schemas.microsoft.com/office/drawing/2016/ink" xmlns:am3d="http://schemas.microsoft.com/office/drawing/2017/model3d" xmlns:o="urn:schemas-microsoft-com:office:office" xmlns:oel="http://schemas.microsoft.com/office/2019/extlst" xmlns:r="http://schemas.openxmlformats.org/officeDocument/2006/relationships" xmlns:m="http://schemas.openxmlformats.org/officeDocument/2006/math" xmlns:v="urn:schemas-microsoft-com:vml" xmlns:wp14="http://schemas.microsoft.com/office/word/2010/wordprocessingDrawing" xmlns:wp="http://schemas.openxmlformats.org/drawingml/2006/wordprocessingDrawing" xmlns:w10="urn:schemas-microsoft-com:office:word" xmlns:w="http://schemas.openxmlformats.org/wordprocessingml/2006/main" xmlns:w14="http://schemas.microsoft.com/office/word/2010/wordml" xmlns:w15="http://schemas.microsoft.com/office/word/2012/wordml" xmlns:w16cex="http://schemas.microsoft.com/office/word/2018/wordml/cex" xmlns:w16cid="http://schemas.microsoft.com/office/word/2016/wordml/cid" xmlns:w16="http://schemas.microsoft.com/office/word/2018/wordml" xmlns:w16du="http://schemas.microsoft.com/office/word/2023/wordml/word16du" xmlns:w16sdtdh="http://schemas.microsoft.com/office/word/2020/wordml/sdtdatahash" xmlns:w16sdtfl="http://schemas.microsoft.com/office/word/2024/wordml/sdtformatlock" xmlns:w16se="http://schemas.microsoft.com/office/word/2015/wordml/symex" xmlns:wpg="http://schemas.microsoft.com/office/word/2010/wordprocessingGroup" xmlns:wpi="http://schemas.microsoft.com/office/word/2010/wordprocessingInk" xmlns:wne="http://schemas.microsoft.com/office/word/2006/wordml" xmlns:wps="http://schemas.microsoft.com/office/word/2010/wordprocessingShape" mc:Ignorable="w14 w15 w16se w16cid w16 w16cex w16sdtdh w16sdtfl w16du wp14">
+<w:document xmlns:ns1="http://schemas.openxmlformats.org/markup-compatibility/2006" xmlns:ns2="http://schemas.microsoft.com/office/word/2010/wordml" xmlns:ns3="urn:schemas-microsoft-com:vml" xmlns:ns4="urn:schemas-microsoft-com:office:office" xmlns:w="http://schemas.openxmlformats.org/wordprocessingml/2006/main" ns1:Ignorable="w14 w15 w16se w16cid w16 w16cex w16sdtdh w16sdtfl w16du wp14">
   <w:body>
-    <w:p>
+    <w:p ns2:paraId="420BC682" ns2:textId="77777777">
       <w:pPr>
         <w:spacing w:before="100" w:beforeAutospacing="1" w:after="100" w:afterAutospacing="1"/>
         <w:rPr>
@@ -28,26 +28,26 @@
         <w:t xml:space="preserve"> Important: 30-Day Free Trial of Enhanced Storage Protection Begins [Date]</w:t>
       </w:r>
     </w:p>
-    <w:p>
-      <w:pPr>
-        <w:rPr>
-          <w:rFonts w:ascii="Times New Roman" w:eastAsia="Times New Roman" w:hAnsi="Times New Roman" w:cs="Times New Roman"/>
-          <w:bCs w:val="0"/>
-          <w:szCs w:val="24"/>
-        </w:rPr>
-      </w:pPr>
-      <w:r>
-        <w:rPr>
-          <w:rFonts w:ascii="Times New Roman" w:eastAsia="Times New Roman" w:hAnsi="Times New Roman" w:cs="Times New Roman"/>
-          <w:bCs w:val="0"/>
-          <w:szCs w:val="24"/>
-        </w:rPr>
-        <w:pict w14:anchorId="0E23DEF6">
-          <v:rect id="_x0000_i1025" style="width:0;height:1.5pt" o:hralign="center" o:hrstd="t" o:hr="t" fillcolor="#a0a0a0" stroked="f"/>
+    <w:p ns2:paraId="58CB3221" ns2:textId="77777777">
+      <w:pPr>
+        <w:rPr>
+          <w:rFonts w:ascii="Times New Roman" w:eastAsia="Times New Roman" w:hAnsi="Times New Roman" w:cs="Times New Roman"/>
+          <w:bCs w:val="0"/>
+          <w:szCs w:val="24"/>
+        </w:rPr>
+      </w:pPr>
+      <w:r>
+        <w:rPr>
+          <w:rFonts w:ascii="Times New Roman" w:eastAsia="Times New Roman" w:hAnsi="Times New Roman" w:cs="Times New Roman"/>
+          <w:bCs w:val="0"/>
+          <w:szCs w:val="24"/>
+        </w:rPr>
+        <w:pict ns2:anchorId="0E23DEF6">
+          <ns3:rect id="_x0000_i1025" style="width:0;height:1.5pt" ns4:hralign="center" ns4:hrstd="t" ns4:hr="t" fillcolor="#a0a0a0" stroked="f"/>
         </w:pict>
       </w:r>
     </w:p>
-    <w:p>
+    <w:p ns2:paraId="064F1214" ns2:textId="77777777">
       <w:pPr>
         <w:spacing w:before="100" w:beforeAutospacing="1" w:after="100" w:afterAutospacing="1"/>
         <w:rPr>
@@ -65,7 +65,7 @@
         <w:t>Dear [Tenant Name],</w:t>
       </w:r>
     </w:p>
-    <w:p>
+    <w:p ns2:paraId="227546EF" ns2:textId="77777777">
       <w:pPr>
         <w:spacing w:before="100" w:beforeAutospacing="1" w:after="100" w:afterAutospacing="1"/>
         <w:rPr>
@@ -83,7 +83,7 @@
         <w:t>Protecting Your Belongings Just Got Better</w:t>
       </w:r>
     </w:p>
-    <w:p>
+    <w:p ns2:paraId="082F051C" ns2:textId="77777777">
       <w:pPr>
         <w:spacing w:before="100" w:beforeAutospacing="1" w:after="100" w:afterAutospacing="1"/>
         <w:rPr>
@@ -101,7 +101,7 @@
         <w:t>At [Facility Name], we're committed to providing a secure environment for your belongings. While we work hard to keep your unit safe, unforeseen events like fires, floods, theft, and pest damage can still happen—and most homeowner's and renter's insurance policies don't properly cover items stored offsite.</w:t>
       </w:r>
     </w:p>
-    <w:p>
+    <w:p ns2:paraId="0EE3C530" ns2:textId="0E8DEBB6">
       <w:pPr>
         <w:spacing w:before="100" w:beforeAutospacing="1" w:after="100" w:afterAutospacing="1"/>
         <w:rPr>
@@ -140,15 +140,15 @@
           <w:b/>
           <w:szCs w:val="24"/>
         </w:rPr>
-        <w:t>PROTEGO</w:t>
-      </w:r>
-      <w:r>
-        <w:rPr>
-          <w:rFonts w:ascii="Times New Roman" w:eastAsia="Times New Roman" w:hAnsi="Times New Roman" w:cs="Times New Roman"/>
-          <w:b/>
-          <w:szCs w:val="24"/>
-        </w:rPr>
-        <w:t xml:space="preserve"> Protection Program</w:t>
+        <w:t>TPP Secure Protection Program</w:t>
+      </w:r>
+      <w:r>
+        <w:rPr>
+          <w:rFonts w:ascii="Times New Roman" w:eastAsia="Times New Roman" w:hAnsi="Times New Roman" w:cs="Times New Roman"/>
+          <w:b/>
+          <w:szCs w:val="24"/>
+        </w:rPr>
+        <w:t xml:space="preserve"/>
       </w:r>
       <w:r>
         <w:rPr>
@@ -159,7 +159,7 @@
         <w:t>—a storage-specific protection solution that eliminates the gaps, headaches, and high costs of traditional insurance.</w:t>
       </w:r>
     </w:p>
-    <w:p>
+    <w:p ns2:paraId="531076E3" ns2:textId="6F665E14">
       <w:pPr>
         <w:spacing w:before="100" w:beforeAutospacing="1" w:after="100" w:afterAutospacing="1"/>
         <w:rPr>
@@ -206,37 +206,37 @@
           <w:bCs w:val="0"/>
           <w:szCs w:val="24"/>
         </w:rPr>
-        <w:t>PROTEGO</w:t>
-      </w:r>
-      <w:r>
-        <w:rPr>
-          <w:rFonts w:ascii="Times New Roman" w:eastAsia="Times New Roman" w:hAnsi="Times New Roman" w:cs="Times New Roman"/>
-          <w:bCs w:val="0"/>
-          <w:szCs w:val="24"/>
-        </w:rPr>
-        <w:t xml:space="preserve"> Protection Plan. Experience real protection designed for self-storage at no cost.</w:t>
-      </w:r>
-    </w:p>
-    <w:p>
-      <w:pPr>
-        <w:rPr>
-          <w:rFonts w:ascii="Times New Roman" w:eastAsia="Times New Roman" w:hAnsi="Times New Roman" w:cs="Times New Roman"/>
-          <w:bCs w:val="0"/>
-          <w:szCs w:val="24"/>
-        </w:rPr>
-      </w:pPr>
-      <w:r>
-        <w:rPr>
-          <w:rFonts w:ascii="Times New Roman" w:eastAsia="Times New Roman" w:hAnsi="Times New Roman" w:cs="Times New Roman"/>
-          <w:bCs w:val="0"/>
-          <w:szCs w:val="24"/>
-        </w:rPr>
-        <w:pict w14:anchorId="112D28FC">
-          <v:rect id="_x0000_i1026" style="width:0;height:1.5pt" o:hralign="center" o:hrstd="t" o:hr="t" fillcolor="#a0a0a0" stroked="f"/>
+        <w:t>TPP Secure Protection Plan</w:t>
+      </w:r>
+      <w:r>
+        <w:rPr>
+          <w:rFonts w:ascii="Times New Roman" w:eastAsia="Times New Roman" w:hAnsi="Times New Roman" w:cs="Times New Roman"/>
+          <w:bCs w:val="0"/>
+          <w:szCs w:val="24"/>
+        </w:rPr>
+        <w:t xml:space="preserve">. Experience real protection designed for self-storage at no cost.</w:t>
+      </w:r>
+    </w:p>
+    <w:p ns2:paraId="39ADC200" ns2:textId="77777777">
+      <w:pPr>
+        <w:rPr>
+          <w:rFonts w:ascii="Times New Roman" w:eastAsia="Times New Roman" w:hAnsi="Times New Roman" w:cs="Times New Roman"/>
+          <w:bCs w:val="0"/>
+          <w:szCs w:val="24"/>
+        </w:rPr>
+      </w:pPr>
+      <w:r>
+        <w:rPr>
+          <w:rFonts w:ascii="Times New Roman" w:eastAsia="Times New Roman" w:hAnsi="Times New Roman" w:cs="Times New Roman"/>
+          <w:bCs w:val="0"/>
+          <w:szCs w:val="24"/>
+        </w:rPr>
+        <w:pict ns2:anchorId="112D28FC">
+          <ns3:rect id="_x0000_i1026" style="width:0;height:1.5pt" ns4:hralign="center" ns4:hrstd="t" ns4:hr="t" fillcolor="#a0a0a0" stroked="f"/>
         </w:pict>
       </w:r>
     </w:p>
-    <w:p>
+    <w:p ns2:paraId="59F8442E" ns2:textId="7C3DC1F5">
       <w:pPr>
         <w:spacing w:before="100" w:beforeAutospacing="1" w:after="100" w:afterAutospacing="1"/>
         <w:rPr>
@@ -259,18 +259,18 @@
           <w:b/>
           <w:szCs w:val="24"/>
         </w:rPr>
-        <w:t>PROTEGO</w:t>
-      </w:r>
-      <w:r>
-        <w:rPr>
-          <w:rFonts w:ascii="Times New Roman" w:eastAsia="Times New Roman" w:hAnsi="Times New Roman" w:cs="Times New Roman"/>
-          <w:b/>
-          <w:szCs w:val="24"/>
-        </w:rPr>
-        <w:t xml:space="preserve"> Protection Changes the Game</w:t>
-      </w:r>
-    </w:p>
-    <w:p>
+        <w:t>TPP Secure Protection</w:t>
+      </w:r>
+      <w:r>
+        <w:rPr>
+          <w:rFonts w:ascii="Times New Roman" w:eastAsia="Times New Roman" w:hAnsi="Times New Roman" w:cs="Times New Roman"/>
+          <w:b/>
+          <w:szCs w:val="24"/>
+        </w:rPr>
+        <w:t xml:space="preserve"> Changes the Game</w:t>
+      </w:r>
+    </w:p>
+    <w:p ns2:paraId="245C6BCF" ns2:textId="014D5B50">
       <w:pPr>
         <w:spacing w:before="100" w:beforeAutospacing="1" w:after="100" w:afterAutospacing="1"/>
         <w:rPr>
@@ -293,18 +293,18 @@
           <w:bCs w:val="0"/>
           <w:szCs w:val="24"/>
         </w:rPr>
-        <w:t>PROTEGO</w:t>
-      </w:r>
-      <w:r>
-        <w:rPr>
-          <w:rFonts w:ascii="Times New Roman" w:eastAsia="Times New Roman" w:hAnsi="Times New Roman" w:cs="Times New Roman"/>
-          <w:bCs w:val="0"/>
-          <w:szCs w:val="24"/>
-        </w:rPr>
-        <w:t xml:space="preserve"> Protection fixes all of that.</w:t>
-      </w:r>
-    </w:p>
-    <w:p>
+        <w:t>TPP Secure Protection</w:t>
+      </w:r>
+      <w:r>
+        <w:rPr>
+          <w:rFonts w:ascii="Times New Roman" w:eastAsia="Times New Roman" w:hAnsi="Times New Roman" w:cs="Times New Roman"/>
+          <w:bCs w:val="0"/>
+          <w:szCs w:val="24"/>
+        </w:rPr>
+        <w:t xml:space="preserve"> fixes all of that.</w:t>
+      </w:r>
+    </w:p>
+    <w:p ns2:paraId="08A0A88A" ns2:textId="77777777">
       <w:pPr>
         <w:spacing w:before="100" w:beforeAutospacing="1" w:after="100" w:afterAutospacing="1"/>
         <w:rPr>
@@ -322,7 +322,7 @@
         <w:t>1. Built Exclusively for Self-Storage</w:t>
       </w:r>
     </w:p>
-    <w:p>
+    <w:p ns2:paraId="166E5C6D" ns2:textId="21B51EDF">
       <w:pPr>
         <w:spacing w:before="100" w:beforeAutospacing="1" w:after="100" w:afterAutospacing="1"/>
         <w:rPr>
@@ -345,18 +345,18 @@
           <w:bCs w:val="0"/>
           <w:szCs w:val="24"/>
         </w:rPr>
-        <w:t>PROTEGO</w:t>
-      </w:r>
-      <w:r>
-        <w:rPr>
-          <w:rFonts w:ascii="Times New Roman" w:eastAsia="Times New Roman" w:hAnsi="Times New Roman" w:cs="Times New Roman"/>
-          <w:bCs w:val="0"/>
-          <w:szCs w:val="24"/>
-        </w:rPr>
-        <w:t xml:space="preserve"> Protection is purpose-built to protect your belongings in storage units. No coverage gaps. No fine print surprises.</w:t>
-      </w:r>
-    </w:p>
-    <w:p>
+        <w:t>TPP Secure Protection</w:t>
+      </w:r>
+      <w:r>
+        <w:rPr>
+          <w:rFonts w:ascii="Times New Roman" w:eastAsia="Times New Roman" w:hAnsi="Times New Roman" w:cs="Times New Roman"/>
+          <w:bCs w:val="0"/>
+          <w:szCs w:val="24"/>
+        </w:rPr>
+        <w:t xml:space="preserve"> is purpose-built to protect your belongings in storage units. No coverage gaps. No fine print surprises.</w:t>
+      </w:r>
+    </w:p>
+    <w:p ns2:paraId="22DC6E1B" ns2:textId="77777777">
       <w:pPr>
         <w:spacing w:before="100" w:beforeAutospacing="1" w:after="100" w:afterAutospacing="1"/>
         <w:rPr>
@@ -374,7 +374,7 @@
         <w:t>2. No Deductibles—Full Replacement Value</w:t>
       </w:r>
     </w:p>
-    <w:p>
+    <w:p ns2:paraId="7D78D799" ns2:textId="67200971">
       <w:pPr>
         <w:spacing w:before="100" w:beforeAutospacing="1" w:after="100" w:afterAutospacing="1"/>
         <w:rPr>
@@ -397,7 +397,7 @@
           <w:bCs w:val="0"/>
           <w:szCs w:val="24"/>
         </w:rPr>
-        <w:t>PROTEGO</w:t>
+        <w:t>TPP Secure</w:t>
       </w:r>
       <w:r>
         <w:rPr>
@@ -444,7 +444,7 @@
         <w:t>. Full replacement cost from dollar one.</w:t>
       </w:r>
     </w:p>
-    <w:p>
+    <w:p ns2:paraId="1FF407F6" ns2:textId="77777777">
       <w:pPr>
         <w:spacing w:before="100" w:beforeAutospacing="1" w:after="100" w:afterAutospacing="1"/>
         <w:rPr>
@@ -462,30 +462,30 @@
         <w:t>3. Your Other Insurance Stays Untouched</w:t>
       </w:r>
     </w:p>
-    <w:p>
-      <w:pPr>
-        <w:spacing w:before="100" w:beforeAutospacing="1" w:after="100" w:afterAutospacing="1"/>
-        <w:rPr>
-          <w:rFonts w:ascii="Times New Roman" w:eastAsia="Times New Roman" w:hAnsi="Times New Roman" w:cs="Times New Roman"/>
-          <w:bCs w:val="0"/>
-          <w:szCs w:val="24"/>
-        </w:rPr>
-      </w:pPr>
-      <w:r>
-        <w:rPr>
-          <w:rFonts w:ascii="Times New Roman" w:eastAsia="Times New Roman" w:hAnsi="Times New Roman" w:cs="Times New Roman"/>
-          <w:bCs w:val="0"/>
-          <w:szCs w:val="24"/>
-        </w:rPr>
-        <w:t xml:space="preserve">Filing an </w:t>
-      </w:r>
-      <w:r>
-        <w:rPr>
-          <w:rFonts w:ascii="Times New Roman" w:eastAsia="Times New Roman" w:hAnsi="Times New Roman" w:cs="Times New Roman"/>
-          <w:bCs w:val="0"/>
-          <w:szCs w:val="24"/>
-        </w:rPr>
-        <w:t>PROTEGO</w:t>
+    <w:p ns2:paraId="6FE23A1D" ns2:textId="39BB7020">
+      <w:pPr>
+        <w:spacing w:before="100" w:beforeAutospacing="1" w:after="100" w:afterAutospacing="1"/>
+        <w:rPr>
+          <w:rFonts w:ascii="Times New Roman" w:eastAsia="Times New Roman" w:hAnsi="Times New Roman" w:cs="Times New Roman"/>
+          <w:bCs w:val="0"/>
+          <w:szCs w:val="24"/>
+        </w:rPr>
+      </w:pPr>
+      <w:r>
+        <w:rPr>
+          <w:rFonts w:ascii="Times New Roman" w:eastAsia="Times New Roman" w:hAnsi="Times New Roman" w:cs="Times New Roman"/>
+          <w:bCs w:val="0"/>
+          <w:szCs w:val="24"/>
+        </w:rPr>
+        <w:t xml:space="preserve">Filing a TPP Secure</w:t>
+      </w:r>
+      <w:r>
+        <w:rPr>
+          <w:rFonts w:ascii="Times New Roman" w:eastAsia="Times New Roman" w:hAnsi="Times New Roman" w:cs="Times New Roman"/>
+          <w:bCs w:val="0"/>
+          <w:szCs w:val="24"/>
+        </w:rPr>
+        <w:t/>
       </w:r>
       <w:r>
         <w:rPr>
@@ -514,7 +514,7 @@
         <w:t xml:space="preserve"> and unaffected.</w:t>
       </w:r>
     </w:p>
-    <w:p>
+    <w:p ns2:paraId="54DC4AE4" ns2:textId="77777777">
       <w:pPr>
         <w:spacing w:before="100" w:beforeAutospacing="1" w:after="100" w:afterAutospacing="1"/>
         <w:rPr>
@@ -532,7 +532,7 @@
         <w:t>4. Comprehensive Protection</w:t>
       </w:r>
     </w:p>
-    <w:p>
+    <w:p ns2:paraId="2231FD73" ns2:textId="77777777">
       <w:pPr>
         <w:spacing w:before="100" w:beforeAutospacing="1" w:after="100" w:afterAutospacing="1"/>
         <w:rPr>
@@ -551,7 +551,7 @@
         <w:t>Coverage includes fire, theft, water damage, windstorms, building collapse, explosion, vandalism, and rodent damage (up to $500). The real threats to storage units are all covered.</w:t>
       </w:r>
     </w:p>
-    <w:p>
+    <w:p ns2:paraId="72D4D87A" ns2:textId="77777777">
       <w:pPr>
         <w:spacing w:before="100" w:beforeAutospacing="1" w:after="100" w:afterAutospacing="1"/>
         <w:rPr>
@@ -569,7 +569,7 @@
         <w:t>5. Fast, Simple Claims Process</w:t>
       </w:r>
     </w:p>
-    <w:p>
+    <w:p ns2:paraId="6A81A6E5" ns2:textId="4850C90B">
       <w:pPr>
         <w:spacing w:before="100" w:beforeAutospacing="1" w:after="100" w:afterAutospacing="1"/>
         <w:rPr>
@@ -592,15 +592,15 @@
           <w:b/>
           <w:szCs w:val="24"/>
         </w:rPr>
-        <w:t>PROTEGO</w:t>
-      </w:r>
-      <w:r>
-        <w:rPr>
-          <w:rFonts w:ascii="Times New Roman" w:eastAsia="Times New Roman" w:hAnsi="Times New Roman" w:cs="Times New Roman"/>
-          <w:b/>
-          <w:szCs w:val="24"/>
-        </w:rPr>
-        <w:t>Claims.com</w:t>
+        <w:t>TPPClaims.com</w:t>
+      </w:r>
+      <w:r>
+        <w:rPr>
+          <w:rFonts w:ascii="Times New Roman" w:eastAsia="Times New Roman" w:hAnsi="Times New Roman" w:cs="Times New Roman"/>
+          <w:b/>
+          <w:szCs w:val="24"/>
+        </w:rPr>
+        <w:t/>
       </w:r>
       <w:r>
         <w:rPr>
@@ -616,7 +616,7 @@
           <w:bCs w:val="0"/>
           <w:szCs w:val="24"/>
         </w:rPr>
-        <w:t>PROTEGO</w:t>
+        <w:t>TPP Secure</w:t>
       </w:r>
       <w:r>
         <w:rPr>
@@ -643,7 +643,7 @@
         <w:t xml:space="preserve"> for eight consecutive years because they deliver when it matters.</w:t>
       </w:r>
     </w:p>
-    <w:p>
+    <w:p ns2:paraId="0AEC92A9" ns2:textId="77777777">
       <w:pPr>
         <w:spacing w:before="100" w:beforeAutospacing="1" w:after="100" w:afterAutospacing="1"/>
         <w:rPr>
@@ -661,7 +661,7 @@
         <w:t>6. Flexible Coverage at Affordable Rates</w:t>
       </w:r>
     </w:p>
-    <w:p>
+    <w:p ns2:paraId="30C30D5A" ns2:textId="77777777">
       <w:pPr>
         <w:numPr>
           <w:ilvl w:val="0"/>
@@ -691,7 +691,7 @@
         <w:t xml:space="preserve"> – Just $12/month</w:t>
       </w:r>
     </w:p>
-    <w:p>
+    <w:p ns2:paraId="45E3F2C3" ns2:textId="77777777">
       <w:pPr>
         <w:numPr>
           <w:ilvl w:val="0"/>
@@ -721,7 +721,7 @@
         <w:t xml:space="preserve"> – Just $15/month</w:t>
       </w:r>
     </w:p>
-    <w:p>
+    <w:p ns2:paraId="54E4FE1A" ns2:textId="77777777">
       <w:pPr>
         <w:numPr>
           <w:ilvl w:val="0"/>
@@ -751,7 +751,7 @@
         <w:t xml:space="preserve"> – Just $21/month</w:t>
       </w:r>
     </w:p>
-    <w:p>
+    <w:p ns2:paraId="6FF50E6C" ns2:textId="77777777">
       <w:pPr>
         <w:spacing w:before="100" w:beforeAutospacing="1" w:after="100" w:afterAutospacing="1"/>
         <w:rPr>
@@ -769,7 +769,7 @@
         <w:t>Higher coverage limits are available upon request.</w:t>
       </w:r>
     </w:p>
-    <w:p>
+    <w:p ns2:paraId="2737436A" ns2:textId="77777777">
       <w:pPr>
         <w:spacing w:before="100" w:beforeAutospacing="1" w:after="100" w:afterAutospacing="1"/>
         <w:rPr>
@@ -787,7 +787,7 @@
         <w:t>7. No Long-Term Commitment</w:t>
       </w:r>
     </w:p>
-    <w:p>
+    <w:p ns2:paraId="0E220EDB" ns2:textId="77777777">
       <w:pPr>
         <w:spacing w:before="100" w:beforeAutospacing="1" w:after="100" w:afterAutospacing="1"/>
         <w:rPr>
@@ -805,26 +805,26 @@
         <w:t>Cancel anytime if you provide proof of alternative insurance coverage. Your protection automatically ends when your rental ends—no hidden charges or hassles.</w:t>
       </w:r>
     </w:p>
-    <w:p>
-      <w:pPr>
-        <w:rPr>
-          <w:rFonts w:ascii="Times New Roman" w:eastAsia="Times New Roman" w:hAnsi="Times New Roman" w:cs="Times New Roman"/>
-          <w:bCs w:val="0"/>
-          <w:szCs w:val="24"/>
-        </w:rPr>
-      </w:pPr>
-      <w:r>
-        <w:rPr>
-          <w:rFonts w:ascii="Times New Roman" w:eastAsia="Times New Roman" w:hAnsi="Times New Roman" w:cs="Times New Roman"/>
-          <w:bCs w:val="0"/>
-          <w:szCs w:val="24"/>
-        </w:rPr>
-        <w:pict w14:anchorId="0C8A0612">
-          <v:rect id="_x0000_i1027" style="width:0;height:1.5pt" o:hralign="center" o:hrstd="t" o:hr="t" fillcolor="#a0a0a0" stroked="f"/>
+    <w:p ns2:paraId="4BA096C3" ns2:textId="77777777">
+      <w:pPr>
+        <w:rPr>
+          <w:rFonts w:ascii="Times New Roman" w:eastAsia="Times New Roman" w:hAnsi="Times New Roman" w:cs="Times New Roman"/>
+          <w:bCs w:val="0"/>
+          <w:szCs w:val="24"/>
+        </w:rPr>
+      </w:pPr>
+      <w:r>
+        <w:rPr>
+          <w:rFonts w:ascii="Times New Roman" w:eastAsia="Times New Roman" w:hAnsi="Times New Roman" w:cs="Times New Roman"/>
+          <w:bCs w:val="0"/>
+          <w:szCs w:val="24"/>
+        </w:rPr>
+        <w:pict ns2:anchorId="0C8A0612">
+          <ns3:rect id="_x0000_i1027" style="width:0;height:1.5pt" ns4:hralign="center" ns4:hrstd="t" ns4:hr="t" fillcolor="#a0a0a0" stroked="f"/>
         </w:pict>
       </w:r>
     </w:p>
-    <w:p>
+    <w:p ns2:paraId="6AC4A150" ns2:textId="77777777">
       <w:pPr>
         <w:spacing w:before="100" w:beforeAutospacing="1" w:after="100" w:afterAutospacing="1"/>
         <w:rPr>
@@ -842,7 +842,7 @@
         <w:t>Your 30-Day Free Trial Starts [Date]</w:t>
       </w:r>
     </w:p>
-    <w:p>
+    <w:p ns2:paraId="146D582D" ns2:textId="7ACFE3E2">
       <w:pPr>
         <w:spacing w:before="100" w:beforeAutospacing="1" w:after="100" w:afterAutospacing="1"/>
         <w:rPr>
@@ -873,15 +873,15 @@
           <w:b/>
           <w:szCs w:val="24"/>
         </w:rPr>
-        <w:t>PROTEGO</w:t>
-      </w:r>
-      <w:r>
-        <w:rPr>
-          <w:rFonts w:ascii="Times New Roman" w:eastAsia="Times New Roman" w:hAnsi="Times New Roman" w:cs="Times New Roman"/>
-          <w:b/>
-          <w:szCs w:val="24"/>
-        </w:rPr>
-        <w:t xml:space="preserve"> Protection coverage at no cost for 30 days</w:t>
+        <w:t>TPP Secure Protection</w:t>
+      </w:r>
+      <w:r>
+        <w:rPr>
+          <w:rFonts w:ascii="Times New Roman" w:eastAsia="Times New Roman" w:hAnsi="Times New Roman" w:cs="Times New Roman"/>
+          <w:b/>
+          <w:szCs w:val="24"/>
+        </w:rPr>
+        <w:t xml:space="preserve"> coverage at no cost for 30 days</w:t>
       </w:r>
       <w:r>
         <w:rPr>
@@ -908,7 +908,7 @@
         <w:t>. This free trial is part of our updated lease addendum for "Insurance Obligation and Responsibility."</w:t>
       </w:r>
     </w:p>
-    <w:p>
+    <w:p ns2:paraId="41DC6F38" ns2:textId="338D5266">
       <w:pPr>
         <w:spacing w:before="100" w:beforeAutospacing="1" w:after="100" w:afterAutospacing="1"/>
         <w:rPr>
@@ -931,15 +931,15 @@
           <w:b/>
           <w:szCs w:val="24"/>
         </w:rPr>
-        <w:t>PROTEGO</w:t>
-      </w:r>
-      <w:r>
-        <w:rPr>
-          <w:rFonts w:ascii="Times New Roman" w:eastAsia="Times New Roman" w:hAnsi="Times New Roman" w:cs="Times New Roman"/>
-          <w:b/>
-          <w:szCs w:val="24"/>
-        </w:rPr>
-        <w:t>TermsConditions.com</w:t>
+        <w:t>TPPTermsAndConditions.com</w:t>
+      </w:r>
+      <w:r>
+        <w:rPr>
+          <w:rFonts w:ascii="Times New Roman" w:eastAsia="Times New Roman" w:hAnsi="Times New Roman" w:cs="Times New Roman"/>
+          <w:b/>
+          <w:szCs w:val="24"/>
+        </w:rPr>
+        <w:t/>
       </w:r>
       <w:r>
         <w:rPr>
@@ -950,26 +950,26 @@
         <w:t>—at absolutely no cost to you.</w:t>
       </w:r>
     </w:p>
-    <w:p>
-      <w:pPr>
-        <w:rPr>
-          <w:rFonts w:ascii="Times New Roman" w:eastAsia="Times New Roman" w:hAnsi="Times New Roman" w:cs="Times New Roman"/>
-          <w:bCs w:val="0"/>
-          <w:szCs w:val="24"/>
-        </w:rPr>
-      </w:pPr>
-      <w:r>
-        <w:rPr>
-          <w:rFonts w:ascii="Times New Roman" w:eastAsia="Times New Roman" w:hAnsi="Times New Roman" w:cs="Times New Roman"/>
-          <w:bCs w:val="0"/>
-          <w:szCs w:val="24"/>
-        </w:rPr>
-        <w:pict w14:anchorId="26178EB2">
-          <v:rect id="_x0000_i1028" style="width:0;height:1.5pt" o:hralign="center" o:hrstd="t" o:hr="t" fillcolor="#a0a0a0" stroked="f"/>
+    <w:p ns2:paraId="40A38C03" ns2:textId="77777777">
+      <w:pPr>
+        <w:rPr>
+          <w:rFonts w:ascii="Times New Roman" w:eastAsia="Times New Roman" w:hAnsi="Times New Roman" w:cs="Times New Roman"/>
+          <w:bCs w:val="0"/>
+          <w:szCs w:val="24"/>
+        </w:rPr>
+      </w:pPr>
+      <w:r>
+        <w:rPr>
+          <w:rFonts w:ascii="Times New Roman" w:eastAsia="Times New Roman" w:hAnsi="Times New Roman" w:cs="Times New Roman"/>
+          <w:bCs w:val="0"/>
+          <w:szCs w:val="24"/>
+        </w:rPr>
+        <w:pict ns2:anchorId="26178EB2">
+          <ns3:rect id="_x0000_i1028" style="width:0;height:1.5pt" ns4:hralign="center" ns4:hrstd="t" ns4:hr="t" fillcolor="#a0a0a0" stroked="f"/>
         </w:pict>
       </w:r>
     </w:p>
-    <w:p>
+    <w:p ns2:paraId="5D3F32AB" ns2:textId="77777777">
       <w:pPr>
         <w:spacing w:before="100" w:beforeAutospacing="1" w:after="100" w:afterAutospacing="1"/>
         <w:rPr>
@@ -987,7 +987,7 @@
         <w:t>After Your Free Trial: Understanding Your Lease Requirement</w:t>
       </w:r>
     </w:p>
-    <w:p>
+    <w:p ns2:paraId="5C87B352" ns2:textId="77777777">
       <w:pPr>
         <w:spacing w:before="100" w:beforeAutospacing="1" w:after="100" w:afterAutospacing="1"/>
         <w:rPr>
@@ -1021,7 +1021,7 @@
         <w:t xml:space="preserve"> clause. This requirement protects both you and the facility by ensuring your stored belongings have adequate coverage.</w:t>
       </w:r>
     </w:p>
-    <w:p>
+    <w:p ns2:paraId="5CF72B87" ns2:textId="77777777">
       <w:pPr>
         <w:spacing w:before="100" w:beforeAutospacing="1" w:after="100" w:afterAutospacing="1"/>
         <w:rPr>
@@ -1039,7 +1039,7 @@
         <w:t>Here's what you need to know:</w:t>
       </w:r>
     </w:p>
-    <w:p>
+    <w:p ns2:paraId="114DB29D" ns2:textId="77777777">
       <w:pPr>
         <w:spacing w:before="100" w:beforeAutospacing="1" w:after="100" w:afterAutospacing="1"/>
         <w:rPr>
@@ -1073,7 +1073,7 @@
         <w:t xml:space="preserve"> (when your free trial ends), you have two options to satisfy this lease requirement:</w:t>
       </w:r>
     </w:p>
-    <w:p>
+    <w:p ns2:paraId="6CC9D8F8" ns2:textId="1DA28DFF">
       <w:pPr>
         <w:spacing w:before="100" w:beforeAutospacing="1" w:after="100" w:afterAutospacing="1"/>
         <w:rPr>
@@ -1096,18 +1096,18 @@
           <w:b/>
           <w:szCs w:val="24"/>
         </w:rPr>
-        <w:t>PROTEGO</w:t>
-      </w:r>
-      <w:r>
-        <w:rPr>
-          <w:rFonts w:ascii="Times New Roman" w:eastAsia="Times New Roman" w:hAnsi="Times New Roman" w:cs="Times New Roman"/>
-          <w:b/>
-          <w:szCs w:val="24"/>
-        </w:rPr>
-        <w:t xml:space="preserve"> Protection (Automatic Enrollment)</w:t>
-      </w:r>
-    </w:p>
-    <w:p>
+        <w:t>TPP Secure Protection</w:t>
+      </w:r>
+      <w:r>
+        <w:rPr>
+          <w:rFonts w:ascii="Times New Roman" w:eastAsia="Times New Roman" w:hAnsi="Times New Roman" w:cs="Times New Roman"/>
+          <w:b/>
+          <w:szCs w:val="24"/>
+        </w:rPr>
+        <w:t xml:space="preserve"> (Automatic Enrollment)</w:t>
+      </w:r>
+    </w:p>
+    <w:p ns2:paraId="16959B2E" ns2:textId="08391C5A">
       <w:pPr>
         <w:spacing w:before="100" w:beforeAutospacing="1" w:after="100" w:afterAutospacing="1"/>
         <w:rPr>
@@ -1138,15 +1138,15 @@
           <w:b/>
           <w:szCs w:val="24"/>
         </w:rPr>
-        <w:t>PROTEGO</w:t>
-      </w:r>
-      <w:r>
-        <w:rPr>
-          <w:rFonts w:ascii="Times New Roman" w:eastAsia="Times New Roman" w:hAnsi="Times New Roman" w:cs="Times New Roman"/>
-          <w:b/>
-          <w:szCs w:val="24"/>
-        </w:rPr>
-        <w:t xml:space="preserve"> Protection Plan </w:t>
+        <w:t>TPP Secure Protection Plan</w:t>
+      </w:r>
+      <w:r>
+        <w:rPr>
+          <w:rFonts w:ascii="Times New Roman" w:eastAsia="Times New Roman" w:hAnsi="Times New Roman" w:cs="Times New Roman"/>
+          <w:b/>
+          <w:szCs w:val="24"/>
+        </w:rPr>
+        <w:t xml:space="preserve"> </w:t>
       </w:r>
       <w:proofErr w:type="gramStart"/>
       <w:r>
@@ -1175,7 +1175,7 @@
         <w:t>. This will be added to your monthly rent as a lease addendum—no signature required. You're meeting your insurance obligation with convenient, affordable coverage specifically designed for storage.</w:t>
       </w:r>
     </w:p>
-    <w:p>
+    <w:p ns2:paraId="046EFB92" ns2:textId="77777777">
       <w:pPr>
         <w:spacing w:before="100" w:beforeAutospacing="1" w:after="100" w:afterAutospacing="1"/>
         <w:rPr>
@@ -1193,7 +1193,7 @@
         <w:t>Option 2: Use Your Existing Insurance (Opt-Out Process)</w:t>
       </w:r>
     </w:p>
-    <w:p>
+    <w:p ns2:paraId="30B5CAEF" ns2:textId="77777777">
       <w:pPr>
         <w:spacing w:before="100" w:beforeAutospacing="1" w:after="100" w:afterAutospacing="1"/>
         <w:rPr>
@@ -1211,7 +1211,7 @@
         <w:t>Prefer to use your own homeowner's or renter's insurance? You can opt out if you provide proof of adequate coverage:</w:t>
       </w:r>
     </w:p>
-    <w:p>
+    <w:p ns2:paraId="493703D2" ns2:textId="77777777">
       <w:pPr>
         <w:numPr>
           <w:ilvl w:val="0"/>
@@ -1241,7 +1241,7 @@
         <w:t xml:space="preserve"> (or type https://myownpolicy.com into your browser)</w:t>
       </w:r>
     </w:p>
-    <w:p>
+    <w:p ns2:paraId="5E9A76B0" ns2:textId="77777777">
       <w:pPr>
         <w:numPr>
           <w:ilvl w:val="0"/>
@@ -1271,7 +1271,7 @@
         <w:t xml:space="preserve"> the required fields</w:t>
       </w:r>
     </w:p>
-    <w:p>
+    <w:p ns2:paraId="66C83140" ns2:textId="77777777">
       <w:pPr>
         <w:numPr>
           <w:ilvl w:val="0"/>
@@ -1301,7 +1301,7 @@
         <w:t xml:space="preserve"> your insurance declaration page showing coverage for stored property</w:t>
       </w:r>
     </w:p>
-    <w:p>
+    <w:p ns2:paraId="291652FF" ns2:textId="77777777">
       <w:pPr>
         <w:numPr>
           <w:ilvl w:val="0"/>
@@ -1331,7 +1331,7 @@
         <w:t xml:space="preserve"> to avoid automatic enrollment charges</w:t>
       </w:r>
     </w:p>
-    <w:p>
+    <w:p ns2:paraId="587AC5F2" ns2:textId="77777777">
       <w:pPr>
         <w:spacing w:before="100" w:beforeAutospacing="1" w:after="100" w:afterAutospacing="1"/>
         <w:rPr>
@@ -1373,26 +1373,26 @@
         <w:t xml:space="preserve"> to prevent charges on your next invoice.</w:t>
       </w:r>
     </w:p>
-    <w:p>
-      <w:pPr>
-        <w:rPr>
-          <w:rFonts w:ascii="Times New Roman" w:eastAsia="Times New Roman" w:hAnsi="Times New Roman" w:cs="Times New Roman"/>
-          <w:bCs w:val="0"/>
-          <w:szCs w:val="24"/>
-        </w:rPr>
-      </w:pPr>
-      <w:r>
-        <w:rPr>
-          <w:rFonts w:ascii="Times New Roman" w:eastAsia="Times New Roman" w:hAnsi="Times New Roman" w:cs="Times New Roman"/>
-          <w:bCs w:val="0"/>
-          <w:szCs w:val="24"/>
-        </w:rPr>
-        <w:pict w14:anchorId="70CA184E">
-          <v:rect id="_x0000_i1029" style="width:0;height:1.5pt" o:hralign="center" o:hrstd="t" o:hr="t" fillcolor="#a0a0a0" stroked="f"/>
+    <w:p ns2:paraId="7908AF6D" ns2:textId="77777777">
+      <w:pPr>
+        <w:rPr>
+          <w:rFonts w:ascii="Times New Roman" w:eastAsia="Times New Roman" w:hAnsi="Times New Roman" w:cs="Times New Roman"/>
+          <w:bCs w:val="0"/>
+          <w:szCs w:val="24"/>
+        </w:rPr>
+      </w:pPr>
+      <w:r>
+        <w:rPr>
+          <w:rFonts w:ascii="Times New Roman" w:eastAsia="Times New Roman" w:hAnsi="Times New Roman" w:cs="Times New Roman"/>
+          <w:bCs w:val="0"/>
+          <w:szCs w:val="24"/>
+        </w:rPr>
+        <w:pict ns2:anchorId="70CA184E">
+          <ns3:rect id="_x0000_i1029" style="width:0;height:1.5pt" ns4:hralign="center" ns4:hrstd="t" ns4:hr="t" fillcolor="#a0a0a0" stroked="f"/>
         </w:pict>
       </w:r>
     </w:p>
-    <w:p>
+    <w:p ns2:paraId="5D3ED29F" ns2:textId="77777777">
       <w:pPr>
         <w:spacing w:before="100" w:beforeAutospacing="1" w:after="100" w:afterAutospacing="1"/>
         <w:rPr>
@@ -1410,7 +1410,7 @@
         <w:t>Questions? We're Here to Help</w:t>
       </w:r>
     </w:p>
-    <w:p>
+    <w:p ns2:paraId="4E22F880" ns2:textId="77777777">
       <w:pPr>
         <w:numPr>
           <w:ilvl w:val="0"/>
@@ -1440,7 +1440,7 @@
         <w:t xml:space="preserve"> Contact [Facility Name] and speak with your store manager</w:t>
       </w:r>
     </w:p>
-    <w:p>
+    <w:p ns2:paraId="2EA41F11" ns2:textId="77777777">
       <w:pPr>
         <w:numPr>
           <w:ilvl w:val="0"/>
@@ -1470,7 +1470,7 @@
         <w:t xml:space="preserve"> Email support@myownpolicy.com (we respond within one business day)</w:t>
       </w:r>
     </w:p>
-    <w:p>
+    <w:p ns2:paraId="69489D79" ns2:textId="5B5EEB55">
       <w:pPr>
         <w:numPr>
           <w:ilvl w:val="0"/>
@@ -1505,60 +1505,60 @@
           <w:bCs w:val="0"/>
           <w:szCs w:val="24"/>
         </w:rPr>
-        <w:t>PROTEGO</w:t>
-      </w:r>
-      <w:r>
-        <w:rPr>
-          <w:rFonts w:ascii="Times New Roman" w:eastAsia="Times New Roman" w:hAnsi="Times New Roman" w:cs="Times New Roman"/>
-          <w:bCs w:val="0"/>
-          <w:szCs w:val="24"/>
-        </w:rPr>
-        <w:t>TermsConditions.com</w:t>
-      </w:r>
-    </w:p>
-    <w:p>
-      <w:pPr>
-        <w:rPr>
-          <w:rFonts w:ascii="Times New Roman" w:eastAsia="Times New Roman" w:hAnsi="Times New Roman" w:cs="Times New Roman"/>
-          <w:bCs w:val="0"/>
-          <w:szCs w:val="24"/>
-        </w:rPr>
-      </w:pPr>
-      <w:r>
-        <w:rPr>
-          <w:rFonts w:ascii="Times New Roman" w:eastAsia="Times New Roman" w:hAnsi="Times New Roman" w:cs="Times New Roman"/>
-          <w:bCs w:val="0"/>
-          <w:szCs w:val="24"/>
-        </w:rPr>
-        <w:pict w14:anchorId="141359C8">
-          <v:rect id="_x0000_i1030" style="width:0;height:1.5pt" o:hralign="center" o:hrstd="t" o:hr="t" fillcolor="#a0a0a0" stroked="f"/>
+        <w:t>TPPTermsAndConditions.com</w:t>
+      </w:r>
+      <w:r>
+        <w:rPr>
+          <w:rFonts w:ascii="Times New Roman" w:eastAsia="Times New Roman" w:hAnsi="Times New Roman" w:cs="Times New Roman"/>
+          <w:bCs w:val="0"/>
+          <w:szCs w:val="24"/>
+        </w:rPr>
+        <w:t/>
+      </w:r>
+    </w:p>
+    <w:p ns2:paraId="21CE240B" ns2:textId="77777777">
+      <w:pPr>
+        <w:rPr>
+          <w:rFonts w:ascii="Times New Roman" w:eastAsia="Times New Roman" w:hAnsi="Times New Roman" w:cs="Times New Roman"/>
+          <w:bCs w:val="0"/>
+          <w:szCs w:val="24"/>
+        </w:rPr>
+      </w:pPr>
+      <w:r>
+        <w:rPr>
+          <w:rFonts w:ascii="Times New Roman" w:eastAsia="Times New Roman" w:hAnsi="Times New Roman" w:cs="Times New Roman"/>
+          <w:bCs w:val="0"/>
+          <w:szCs w:val="24"/>
+        </w:rPr>
+        <w:pict ns2:anchorId="141359C8">
+          <ns3:rect id="_x0000_i1030" style="width:0;height:1.5pt" ns4:hralign="center" ns4:hrstd="t" ns4:hr="t" fillcolor="#a0a0a0" stroked="f"/>
         </w:pict>
       </w:r>
     </w:p>
-    <w:p>
-      <w:pPr>
-        <w:spacing w:before="100" w:beforeAutospacing="1" w:after="100" w:afterAutospacing="1"/>
-        <w:rPr>
-          <w:rFonts w:ascii="Times New Roman" w:eastAsia="Times New Roman" w:hAnsi="Times New Roman" w:cs="Times New Roman"/>
-          <w:bCs w:val="0"/>
-          <w:szCs w:val="24"/>
-        </w:rPr>
-      </w:pPr>
-      <w:r>
-        <w:rPr>
-          <w:rFonts w:ascii="Times New Roman" w:eastAsia="Times New Roman" w:hAnsi="Times New Roman" w:cs="Times New Roman"/>
-          <w:bCs w:val="0"/>
-          <w:szCs w:val="24"/>
-        </w:rPr>
-        <w:t>PROTEGO</w:t>
-      </w:r>
-      <w:r>
-        <w:rPr>
-          <w:rFonts w:ascii="Times New Roman" w:eastAsia="Times New Roman" w:hAnsi="Times New Roman" w:cs="Times New Roman"/>
-          <w:bCs w:val="0"/>
-          <w:szCs w:val="24"/>
-        </w:rPr>
-        <w:t xml:space="preserve"> Protection has partnered with storage facilities nationwide for over 15 years, earning industry recognition year after year. We chose them because you deserve protection that </w:t>
+    <w:p ns2:paraId="7C4981D9" ns2:textId="657138FA">
+      <w:pPr>
+        <w:spacing w:before="100" w:beforeAutospacing="1" w:after="100" w:afterAutospacing="1"/>
+        <w:rPr>
+          <w:rFonts w:ascii="Times New Roman" w:eastAsia="Times New Roman" w:hAnsi="Times New Roman" w:cs="Times New Roman"/>
+          <w:bCs w:val="0"/>
+          <w:szCs w:val="24"/>
+        </w:rPr>
+      </w:pPr>
+      <w:r>
+        <w:rPr>
+          <w:rFonts w:ascii="Times New Roman" w:eastAsia="Times New Roman" w:hAnsi="Times New Roman" w:cs="Times New Roman"/>
+          <w:bCs w:val="0"/>
+          <w:szCs w:val="24"/>
+        </w:rPr>
+        <w:t>TPP Secure Protection</w:t>
+      </w:r>
+      <w:r>
+        <w:rPr>
+          <w:rFonts w:ascii="Times New Roman" w:eastAsia="Times New Roman" w:hAnsi="Times New Roman" w:cs="Times New Roman"/>
+          <w:bCs w:val="0"/>
+          <w:szCs w:val="24"/>
+        </w:rPr>
+        <w:t xml:space="preserve"> has partnered with storage facilities nationwide for over 15 years, earning industry recognition year after year. We chose them because you deserve protection that </w:t>
       </w:r>
       <w:proofErr w:type="gramStart"/>
       <w:r>
@@ -1579,7 +1579,7 @@
         <w:t xml:space="preserve"> when you need it—without the complexity and limitations of traditional insurance.</w:t>
       </w:r>
     </w:p>
-    <w:p>
+    <w:p ns2:paraId="2B076974" ns2:textId="77777777">
       <w:pPr>
         <w:spacing w:before="100" w:beforeAutospacing="1" w:after="100" w:afterAutospacing="1"/>
         <w:rPr>
@@ -1597,7 +1597,7 @@
         <w:t>Thank you for choosing [Facility Name] as your trusted storage solution. We're excited to offer you this enhanced level of protection and service.</w:t>
       </w:r>
     </w:p>
-    <w:p>
+    <w:p ns2:paraId="56655849" ns2:textId="77777777">
       <w:pPr>
         <w:spacing w:before="100" w:beforeAutospacing="1" w:after="100" w:afterAutospacing="1"/>
         <w:rPr>
@@ -1624,26 +1624,26 @@
         <w:t>[Facility Name] Management</w:t>
       </w:r>
     </w:p>
-    <w:p>
-      <w:pPr>
-        <w:rPr>
-          <w:rFonts w:ascii="Times New Roman" w:eastAsia="Times New Roman" w:hAnsi="Times New Roman" w:cs="Times New Roman"/>
-          <w:bCs w:val="0"/>
-          <w:szCs w:val="24"/>
-        </w:rPr>
-      </w:pPr>
-      <w:r>
-        <w:rPr>
-          <w:rFonts w:ascii="Times New Roman" w:eastAsia="Times New Roman" w:hAnsi="Times New Roman" w:cs="Times New Roman"/>
-          <w:bCs w:val="0"/>
-          <w:szCs w:val="24"/>
-        </w:rPr>
-        <w:pict w14:anchorId="4568016F">
-          <v:rect id="_x0000_i1031" style="width:0;height:1.5pt" o:hralign="center" o:hrstd="t" o:hr="t" fillcolor="#a0a0a0" stroked="f"/>
+    <w:p ns2:paraId="08F8DDDC" ns2:textId="77777777">
+      <w:pPr>
+        <w:rPr>
+          <w:rFonts w:ascii="Times New Roman" w:eastAsia="Times New Roman" w:hAnsi="Times New Roman" w:cs="Times New Roman"/>
+          <w:bCs w:val="0"/>
+          <w:szCs w:val="24"/>
+        </w:rPr>
+      </w:pPr>
+      <w:r>
+        <w:rPr>
+          <w:rFonts w:ascii="Times New Roman" w:eastAsia="Times New Roman" w:hAnsi="Times New Roman" w:cs="Times New Roman"/>
+          <w:bCs w:val="0"/>
+          <w:szCs w:val="24"/>
+        </w:rPr>
+        <w:pict ns2:anchorId="4568016F">
+          <ns3:rect id="_x0000_i1031" style="width:0;height:1.5pt" ns4:hralign="center" ns4:hrstd="t" ns4:hr="t" fillcolor="#a0a0a0" stroked="f"/>
         </w:pict>
       </w:r>
     </w:p>
-    <w:p>
+    <w:p ns2:paraId="4E6405A1" ns2:textId="77777777">
       <w:pPr>
         <w:spacing w:before="100" w:beforeAutospacing="1" w:after="100" w:afterAutospacing="1"/>
         <w:rPr>
@@ -1661,7 +1661,7 @@
         <w:t>P.S. Important Lease Language Update</w:t>
       </w:r>
     </w:p>
-    <w:p>
+    <w:p ns2:paraId="6E38E0FB" ns2:textId="77777777">
       <w:pPr>
         <w:spacing w:before="100" w:beforeAutospacing="1" w:after="100" w:afterAutospacing="1"/>
         <w:rPr>
@@ -1679,7 +1679,7 @@
         <w:t>Effective immediately, the following Insurance Obligation clause is incorporated into all leases:</w:t>
       </w:r>
     </w:p>
-    <w:p>
+    <w:p ns2:paraId="23B2C04E" ns2:textId="0D9B87ED">
       <w:pPr>
         <w:spacing w:before="100" w:beforeAutospacing="1" w:after="100" w:afterAutospacing="1"/>
         <w:rPr>
@@ -1863,7 +1863,7 @@
         <w:t xml:space="preserve"> to the Operator for providing the protection plan.  </w:t>
       </w:r>
     </w:p>
-    <w:p/>
+    <w:p ns2:paraId="74F03394" ns2:textId="77777777"/>
     <w:sectPr>
       <w:pgSz w:w="12240" w:h="15840"/>
       <w:pgMar w:top="1440" w:right="1440" w:bottom="1440" w:left="1440" w:header="720" w:footer="720" w:gutter="0"/>
